--- a/public/assets/files/niestacjonarne/AMs.docx
+++ b/public/assets/files/niestacjonarne/AMs.docx
@@ -841,7 +841,7 @@
                 <w:i w:val="0"/>
                 <w:sz w:val="22"/>
               </w:rPr>
-              <w:t>16</w:t>
+              <w:t>8</w:t>
             </w:r>
           </w:p>
         </w:tc>
@@ -1031,7 +1031,7 @@
                 <w:i w:val="0"/>
                 <w:sz w:val="22"/>
               </w:rPr>
-              <w:t>32</w:t>
+              <w:t>24</w:t>
             </w:r>
           </w:p>
         </w:tc>
@@ -1051,7 +1051,7 @@
                 <w:i w:val="0"/>
                 <w:sz w:val="22"/>
               </w:rPr>
-              <w:t>1.3</w:t>
+              <w:t>1.0</w:t>
             </w:r>
           </w:p>
         </w:tc>
@@ -1093,7 +1093,7 @@
                 <w:i w:val="0"/>
                 <w:sz w:val="22"/>
               </w:rPr>
-              <w:t>68</w:t>
+              <w:t>76</w:t>
             </w:r>
           </w:p>
         </w:tc>
@@ -1113,7 +1113,7 @@
                 <w:i w:val="0"/>
                 <w:sz w:val="22"/>
               </w:rPr>
-              <w:t>2.7</w:t>
+              <w:t>3.0</w:t>
             </w:r>
           </w:p>
         </w:tc>

--- a/public/assets/files/niestacjonarne/AMs.docx
+++ b/public/assets/files/niestacjonarne/AMs.docx
@@ -1830,14 +1830,13 @@
       </w:tblPr>
       <w:tblGrid>
         <w:gridCol w:w="680"/>
-        <w:gridCol w:w="4536"/>
-        <w:gridCol w:w="4252"/>
+        <w:gridCol w:w="8788"/>
       </w:tblGrid>
       <w:tr>
         <w:tc>
           <w:tcPr>
             <w:tcW w:type="dxa" w:w="9468"/>
-            <w:gridSpan w:val="3"/>
+            <w:gridSpan w:val="2"/>
             <w:shd w:val="clear" w:color="auto" w:fill="D9D9D9"/>
           </w:tcPr>
           <w:p>
@@ -1879,7 +1878,7 @@
         </w:tc>
         <w:tc>
           <w:tcPr>
-            <w:tcW w:type="dxa" w:w="4536"/>
+            <w:tcW w:type="dxa" w:w="8788"/>
             <w:shd w:val="clear" w:color="auto" w:fill="D9D9D9"/>
           </w:tcPr>
           <w:p>
@@ -1893,27 +1892,7 @@
                 <w:i w:val="0"/>
                 <w:sz w:val="16"/>
               </w:rPr>
-              <w:t>Wykład</w:t>
-            </w:r>
-          </w:p>
-        </w:tc>
-        <w:tc>
-          <w:tcPr>
-            <w:tcW w:type="dxa" w:w="4252"/>
-            <w:shd w:val="clear" w:color="auto" w:fill="D9D9D9"/>
-          </w:tcPr>
-          <w:p>
-            <w:pPr>
-              <w:spacing w:before="20" w:after="20"/>
-            </w:pPr>
-            <w:r>
-              <w:rPr>
-                <w:rFonts w:ascii="Aptos" w:hAnsi="Aptos"/>
-                <w:b/>
-                <w:i w:val="0"/>
-                <w:sz w:val="16"/>
-              </w:rPr>
-              <w:t>Ćwiczenia / Laboratorium / Pracownia</w:t>
+              <w:t>Treści programowe</w:t>
             </w:r>
           </w:p>
         </w:tc>
@@ -1940,7 +1919,7 @@
         </w:tc>
         <w:tc>
           <w:tcPr>
-            <w:tcW w:type="dxa" w:w="4536"/>
+            <w:tcW w:type="dxa" w:w="8788"/>
           </w:tcPr>
           <w:p>
             <w:pPr>
@@ -1954,24 +1933,6 @@
                 <w:sz w:val="22"/>
               </w:rPr>
               <w:t>Liczby rzeczywiste. Konstrukcja. Własności.</w:t>
-            </w:r>
-          </w:p>
-        </w:tc>
-        <w:tc>
-          <w:tcPr>
-            <w:tcW w:type="dxa" w:w="4252"/>
-          </w:tcPr>
-          <w:p>
-            <w:pPr>
-              <w:spacing w:before="20" w:after="20"/>
-            </w:pPr>
-            <w:r>
-              <w:rPr>
-                <w:rFonts w:ascii="Aptos" w:hAnsi="Aptos"/>
-                <w:b w:val="0"/>
-                <w:i w:val="0"/>
-                <w:sz w:val="22"/>
-              </w:rPr>
             </w:r>
           </w:p>
         </w:tc>
@@ -1998,7 +1959,7 @@
         </w:tc>
         <w:tc>
           <w:tcPr>
-            <w:tcW w:type="dxa" w:w="4536"/>
+            <w:tcW w:type="dxa" w:w="8788"/>
           </w:tcPr>
           <w:p>
             <w:pPr>
@@ -2012,24 +1973,6 @@
                 <w:sz w:val="22"/>
               </w:rPr>
               <w:t>Szeregi liczbowe. Definicja. Kryteria zbieżności. Szeregi naprzemienne.</w:t>
-            </w:r>
-          </w:p>
-        </w:tc>
-        <w:tc>
-          <w:tcPr>
-            <w:tcW w:type="dxa" w:w="4252"/>
-          </w:tcPr>
-          <w:p>
-            <w:pPr>
-              <w:spacing w:before="20" w:after="20"/>
-            </w:pPr>
-            <w:r>
-              <w:rPr>
-                <w:rFonts w:ascii="Aptos" w:hAnsi="Aptos"/>
-                <w:b w:val="0"/>
-                <w:i w:val="0"/>
-                <w:sz w:val="22"/>
-              </w:rPr>
             </w:r>
           </w:p>
         </w:tc>
@@ -2056,7 +1999,7 @@
         </w:tc>
         <w:tc>
           <w:tcPr>
-            <w:tcW w:type="dxa" w:w="4536"/>
+            <w:tcW w:type="dxa" w:w="8788"/>
           </w:tcPr>
           <w:p>
             <w:pPr>
@@ -2070,24 +2013,6 @@
                 <w:sz w:val="22"/>
               </w:rPr>
               <w:t>Ciągi liczbowe. Monotoniczność, ograniczoność, zbieżność. Metody obliczania granic ciągów liczbowych. Zastosowania.</w:t>
-            </w:r>
-          </w:p>
-        </w:tc>
-        <w:tc>
-          <w:tcPr>
-            <w:tcW w:type="dxa" w:w="4252"/>
-          </w:tcPr>
-          <w:p>
-            <w:pPr>
-              <w:spacing w:before="20" w:after="20"/>
-            </w:pPr>
-            <w:r>
-              <w:rPr>
-                <w:rFonts w:ascii="Aptos" w:hAnsi="Aptos"/>
-                <w:b w:val="0"/>
-                <w:i w:val="0"/>
-                <w:sz w:val="22"/>
-              </w:rPr>
             </w:r>
           </w:p>
         </w:tc>
@@ -2114,7 +2039,7 @@
         </w:tc>
         <w:tc>
           <w:tcPr>
-            <w:tcW w:type="dxa" w:w="4536"/>
+            <w:tcW w:type="dxa" w:w="8788"/>
           </w:tcPr>
           <w:p>
             <w:pPr>
@@ -2128,24 +2053,6 @@
                 <w:sz w:val="22"/>
               </w:rPr>
               <w:t>Funkcje (w szczególności wykładnicze i logarytmiczne).  Granice funkcji w punkcie. Monotoniczność, ograniczoność, ciągłość. Zastosowania.</w:t>
-            </w:r>
-          </w:p>
-        </w:tc>
-        <w:tc>
-          <w:tcPr>
-            <w:tcW w:type="dxa" w:w="4252"/>
-          </w:tcPr>
-          <w:p>
-            <w:pPr>
-              <w:spacing w:before="20" w:after="20"/>
-            </w:pPr>
-            <w:r>
-              <w:rPr>
-                <w:rFonts w:ascii="Aptos" w:hAnsi="Aptos"/>
-                <w:b w:val="0"/>
-                <w:i w:val="0"/>
-                <w:sz w:val="22"/>
-              </w:rPr>
             </w:r>
           </w:p>
         </w:tc>
@@ -2172,7 +2079,7 @@
         </w:tc>
         <w:tc>
           <w:tcPr>
-            <w:tcW w:type="dxa" w:w="4536"/>
+            <w:tcW w:type="dxa" w:w="8788"/>
           </w:tcPr>
           <w:p>
             <w:pPr>
@@ -2186,24 +2093,6 @@
                 <w:sz w:val="22"/>
               </w:rPr>
               <w:t>Pochodne funkcji jednej zmiennej. Definicja, podstawowe własności, podstawowe wzory.  Twierdzenia rachunku różniczkowego. Zastosowanie rachunku różniczkowego. Badanie przebiegu zmienności funkcji. Twierdzenie de l’Hospitala.  Wzór Taylora i Maclaurina.</w:t>
-            </w:r>
-          </w:p>
-        </w:tc>
-        <w:tc>
-          <w:tcPr>
-            <w:tcW w:type="dxa" w:w="4252"/>
-          </w:tcPr>
-          <w:p>
-            <w:pPr>
-              <w:spacing w:before="20" w:after="20"/>
-            </w:pPr>
-            <w:r>
-              <w:rPr>
-                <w:rFonts w:ascii="Aptos" w:hAnsi="Aptos"/>
-                <w:b w:val="0"/>
-                <w:i w:val="0"/>
-                <w:sz w:val="22"/>
-              </w:rPr>
             </w:r>
           </w:p>
         </w:tc>
@@ -2230,7 +2119,7 @@
         </w:tc>
         <w:tc>
           <w:tcPr>
-            <w:tcW w:type="dxa" w:w="4536"/>
+            <w:tcW w:type="dxa" w:w="8788"/>
           </w:tcPr>
           <w:p>
             <w:pPr>
@@ -2244,24 +2133,6 @@
                 <w:sz w:val="22"/>
               </w:rPr>
               <w:t>Całka nieoznaczona. Definicja funkcji pierwotnej. Kryteria całkowalności funkcji. Podstawowe metody obliczania całek nieoznaczonych. Całkowanie funkcji wymiernych oraz niewymiernych.</w:t>
-            </w:r>
-          </w:p>
-        </w:tc>
-        <w:tc>
-          <w:tcPr>
-            <w:tcW w:type="dxa" w:w="4252"/>
-          </w:tcPr>
-          <w:p>
-            <w:pPr>
-              <w:spacing w:before="20" w:after="20"/>
-            </w:pPr>
-            <w:r>
-              <w:rPr>
-                <w:rFonts w:ascii="Aptos" w:hAnsi="Aptos"/>
-                <w:b w:val="0"/>
-                <w:i w:val="0"/>
-                <w:sz w:val="22"/>
-              </w:rPr>
             </w:r>
           </w:p>
         </w:tc>
@@ -2288,7 +2159,7 @@
         </w:tc>
         <w:tc>
           <w:tcPr>
-            <w:tcW w:type="dxa" w:w="4536"/>
+            <w:tcW w:type="dxa" w:w="8788"/>
           </w:tcPr>
           <w:p>
             <w:pPr>
@@ -2302,24 +2173,6 @@
                 <w:sz w:val="22"/>
               </w:rPr>
               <w:t>Całka Riemanna. Definicja za pomocą granicy ciągu sum całkowych. Metody obliczania całki Riemanna. Zastosowanie całek oznaczonych.</w:t>
-            </w:r>
-          </w:p>
-        </w:tc>
-        <w:tc>
-          <w:tcPr>
-            <w:tcW w:type="dxa" w:w="4252"/>
-          </w:tcPr>
-          <w:p>
-            <w:pPr>
-              <w:spacing w:before="20" w:after="20"/>
-            </w:pPr>
-            <w:r>
-              <w:rPr>
-                <w:rFonts w:ascii="Aptos" w:hAnsi="Aptos"/>
-                <w:b w:val="0"/>
-                <w:i w:val="0"/>
-                <w:sz w:val="22"/>
-              </w:rPr>
             </w:r>
           </w:p>
         </w:tc>
@@ -2346,7 +2199,7 @@
         </w:tc>
         <w:tc>
           <w:tcPr>
-            <w:tcW w:type="dxa" w:w="4536"/>
+            <w:tcW w:type="dxa" w:w="8788"/>
           </w:tcPr>
           <w:p>
             <w:pPr>
@@ -2360,24 +2213,6 @@
                 <w:sz w:val="22"/>
               </w:rPr>
               <w:t>Rozwijanie funkcji w szereg potęgowy. Zastosowanie rozwinięcia w szereg potęgowy w rachunku różniczkowym.</w:t>
-            </w:r>
-          </w:p>
-        </w:tc>
-        <w:tc>
-          <w:tcPr>
-            <w:tcW w:type="dxa" w:w="4252"/>
-          </w:tcPr>
-          <w:p>
-            <w:pPr>
-              <w:spacing w:before="20" w:after="20"/>
-            </w:pPr>
-            <w:r>
-              <w:rPr>
-                <w:rFonts w:ascii="Aptos" w:hAnsi="Aptos"/>
-                <w:b w:val="0"/>
-                <w:i w:val="0"/>
-                <w:sz w:val="22"/>
-              </w:rPr>
             </w:r>
           </w:p>
         </w:tc>
@@ -2404,7 +2239,7 @@
         </w:tc>
         <w:tc>
           <w:tcPr>
-            <w:tcW w:type="dxa" w:w="4536"/>
+            <w:tcW w:type="dxa" w:w="8788"/>
           </w:tcPr>
           <w:p>
             <w:pPr>
@@ -2418,24 +2253,6 @@
                 <w:sz w:val="22"/>
               </w:rPr>
               <w:t>Równania różniczkowe zwyczajne. Podstawowe metody i zastosowanie.</w:t>
-            </w:r>
-          </w:p>
-        </w:tc>
-        <w:tc>
-          <w:tcPr>
-            <w:tcW w:type="dxa" w:w="4252"/>
-          </w:tcPr>
-          <w:p>
-            <w:pPr>
-              <w:spacing w:before="20" w:after="20"/>
-            </w:pPr>
-            <w:r>
-              <w:rPr>
-                <w:rFonts w:ascii="Aptos" w:hAnsi="Aptos"/>
-                <w:b w:val="0"/>
-                <w:i w:val="0"/>
-                <w:sz w:val="22"/>
-              </w:rPr>
             </w:r>
           </w:p>
         </w:tc>
